--- a/module-1/eckert-assignment-1_2.docx
+++ b/module-1/eckert-assignment-1_2.docx
@@ -536,6 +536,7 @@
         <w:rPr>
           <w:rFonts w:ascii="Times New Roman" w:hAnsi="Times New Roman" w:cs="Times New Roman"/>
           <w:b/>
+          <w:noProof/>
           <w:sz w:val="24"/>
           <w:szCs w:val="24"/>
         </w:rPr>
@@ -586,8 +587,6 @@
           <w:szCs w:val="24"/>
         </w:rPr>
       </w:pPr>
-      <w:bookmarkStart w:id="0" w:name="_GoBack"/>
-      <w:bookmarkEnd w:id="0"/>
       <w:r>
         <w:rPr>
           <w:rFonts w:ascii="Times New Roman" w:hAnsi="Times New Roman" w:cs="Times New Roman"/>
@@ -651,8 +650,8 @@
           <w:noProof/>
         </w:rPr>
         <w:drawing>
-          <wp:inline distT="0" distB="0" distL="0" distR="0" wp14:anchorId="62FDEB84" wp14:editId="2DB69F8B">
-            <wp:extent cx="5848710" cy="2577227"/>
+          <wp:inline distT="0" distB="0" distL="0" distR="0" wp14:anchorId="44F40CB2" wp14:editId="37D6893F">
+            <wp:extent cx="5943600" cy="2920365"/>
             <wp:effectExtent l="0" t="0" r="0" b="0"/>
             <wp:docPr id="1" name="Picture 1"/>
             <wp:cNvGraphicFramePr>
@@ -674,7 +673,7 @@
                   <pic:spPr>
                     <a:xfrm>
                       <a:off x="0" y="0"/>
-                      <a:ext cx="5860426" cy="2582390"/>
+                      <a:ext cx="5943600" cy="2920365"/>
                     </a:xfrm>
                     <a:prstGeom prst="rect">
                       <a:avLst/>
@@ -687,8 +686,59 @@
         </w:drawing>
       </w:r>
     </w:p>
+    <w:p>
+      <w:pPr>
+        <w:spacing w:line="480" w:lineRule="auto"/>
+        <w:jc w:val="center"/>
+        <w:rPr>
+          <w:noProof/>
+        </w:rPr>
+      </w:pPr>
+      <w:r>
+        <w:rPr>
+          <w:noProof/>
+        </w:rPr>
+        <w:drawing>
+          <wp:inline distT="0" distB="0" distL="0" distR="0" wp14:anchorId="54F0264A" wp14:editId="5B526429">
+            <wp:extent cx="5943600" cy="2323465"/>
+            <wp:effectExtent l="0" t="0" r="0" b="635"/>
+            <wp:docPr id="4" name="Picture 4"/>
+            <wp:cNvGraphicFramePr>
+              <a:graphicFrameLocks xmlns:a="http://schemas.openxmlformats.org/drawingml/2006/main" noChangeAspect="1"/>
+            </wp:cNvGraphicFramePr>
+            <a:graphic xmlns:a="http://schemas.openxmlformats.org/drawingml/2006/main">
+              <a:graphicData uri="http://schemas.openxmlformats.org/drawingml/2006/picture">
+                <pic:pic xmlns:pic="http://schemas.openxmlformats.org/drawingml/2006/picture">
+                  <pic:nvPicPr>
+                    <pic:cNvPr id="0" name=""/>
+                    <pic:cNvPicPr/>
+                  </pic:nvPicPr>
+                  <pic:blipFill>
+                    <a:blip r:embed="rId13"/>
+                    <a:stretch>
+                      <a:fillRect/>
+                    </a:stretch>
+                  </pic:blipFill>
+                  <pic:spPr>
+                    <a:xfrm>
+                      <a:off x="0" y="0"/>
+                      <a:ext cx="5943600" cy="2323465"/>
+                    </a:xfrm>
+                    <a:prstGeom prst="rect">
+                      <a:avLst/>
+                    </a:prstGeom>
+                  </pic:spPr>
+                </pic:pic>
+              </a:graphicData>
+            </a:graphic>
+          </wp:inline>
+        </w:drawing>
+      </w:r>
+      <w:bookmarkStart w:id="0" w:name="_GoBack"/>
+      <w:bookmarkEnd w:id="0"/>
+    </w:p>
     <w:sectPr>
-      <w:headerReference w:type="default" r:id="rId13"/>
+      <w:headerReference w:type="default" r:id="rId14"/>
       <w:pgSz w:w="12240" w:h="15840"/>
       <w:pgMar w:top="1440" w:right="1440" w:bottom="1440" w:left="1440" w:header="720" w:footer="720" w:gutter="0"/>
       <w:cols w:space="720"/>
